--- a/Lab 1/Documentation.docx
+++ b/Lab 1/Documentation.docx
@@ -388,6 +388,10 @@
     <w:sdt>
       <w:sdtPr>
         <w:rPr>
+          <w:rFonts w:asciiTheme="minorHAnsi" w:eastAsiaTheme="minorEastAsia" w:hAnsiTheme="minorHAnsi" w:cstheme="minorBidi"/>
+          <w:caps w:val="0"/>
+          <w:sz w:val="22"/>
+          <w:szCs w:val="22"/>
           <w:lang w:val="fr-FR"/>
         </w:rPr>
         <w:id w:val="-1511293065"/>
@@ -398,12 +402,8 @@
       </w:sdtPr>
       <w:sdtEndPr>
         <w:rPr>
-          <w:rFonts w:asciiTheme="minorHAnsi" w:eastAsiaTheme="minorEastAsia" w:hAnsiTheme="minorHAnsi" w:cstheme="minorBidi"/>
           <w:b/>
           <w:bCs/>
-          <w:caps w:val="0"/>
-          <w:sz w:val="22"/>
-          <w:szCs w:val="22"/>
         </w:rPr>
       </w:sdtEndPr>
       <w:sdtContent>
@@ -1323,24 +1323,17 @@
       <w:r>
         <w:t xml:space="preserve"> mal aligné, levé ou endommagé.</w:t>
       </w:r>
+      <w:r>
+        <w:br/>
+      </w:r>
     </w:p>
-    <w:p/>
     <w:p>
       <w:pPr>
         <w:pStyle w:val="Titre2"/>
       </w:pPr>
       <w:bookmarkStart w:id="2" w:name="_Toc223013533"/>
       <w:r>
-        <w:t>1.2</w:t>
-      </w:r>
-      <w:r>
-        <w:t xml:space="preserve">   </w:t>
-      </w:r>
-      <w:r>
-        <w:t>préparation</w:t>
-      </w:r>
-      <w:r>
-        <w:t xml:space="preserve"> A la soudure</w:t>
+        <w:t>1.2   préparation A la soudure</w:t>
       </w:r>
       <w:bookmarkEnd w:id="2"/>
     </w:p>
@@ -1351,109 +1344,6 @@
       <w:r>
         <w:br/>
         <w:t>diodes, condensateurs SMT 0402, résistances SMT 0402, circuits intégrés, connecteurs USB-C, ainsi que les autres composantes CMS.</w:t>
-      </w:r>
-    </w:p>
-    <w:p/>
-    <w:p>
-      <w:pPr>
-        <w:pStyle w:val="Titre1"/>
-      </w:pPr>
-      <w:bookmarkStart w:id="3" w:name="_Toc223013534"/>
-      <w:r>
-        <w:t xml:space="preserve">2    </w:t>
-      </w:r>
-      <w:r>
-        <w:t xml:space="preserve">Soudure et </w:t>
-      </w:r>
-      <w:r>
-        <w:t>Assemblage</w:t>
-      </w:r>
-      <w:bookmarkEnd w:id="3"/>
-    </w:p>
-    <w:p>
-      <w:pPr>
-        <w:pStyle w:val="Titre2"/>
-      </w:pPr>
-      <w:bookmarkStart w:id="4" w:name="_Toc223013535"/>
-      <w:r>
-        <w:t xml:space="preserve">2.1   </w:t>
-      </w:r>
-      <w:r>
-        <w:t>REMARQUES LORS DE L’ASSEMBLAGE</w:t>
-      </w:r>
-      <w:bookmarkEnd w:id="4"/>
-    </w:p>
-    <w:p>
-      <w:r>
-        <w:t xml:space="preserve">Lors de la soudure, j’ai pu constater que le condensateur C11 avait un des </w:t>
-      </w:r>
-      <w:r>
-        <w:t>«</w:t>
-      </w:r>
-      <w:r>
-        <w:t xml:space="preserve"> 1 » caché, ce qui aurait pu induire en erreur lors de l’identification de sa valeur. Cependant, cette erreur a été rapidement remarquée et corrigée avant la soudure.</w:t>
-      </w:r>
-      <w:r>
-        <w:br/>
-      </w:r>
-    </w:p>
-    <w:p>
-      <w:pPr>
-        <w:pStyle w:val="Titre2"/>
-      </w:pPr>
-      <w:bookmarkStart w:id="5" w:name="_Toc223013536"/>
-      <w:r>
-        <w:t>2.</w:t>
-      </w:r>
-      <w:r>
-        <w:t>2</w:t>
-      </w:r>
-      <w:r>
-        <w:t xml:space="preserve">   ASSEMBLAGE</w:t>
-      </w:r>
-      <w:r>
-        <w:t xml:space="preserve"> MÉCANIQUE</w:t>
-      </w:r>
-      <w:bookmarkEnd w:id="5"/>
-    </w:p>
-    <w:p>
-      <w:r>
-        <w:t xml:space="preserve">Cette étape visait à assembler l’écran. Pour ce faire, il a fallu concevoir des « </w:t>
-      </w:r>
-      <w:proofErr w:type="spellStart"/>
-      <w:r>
-        <w:t>spacers</w:t>
-      </w:r>
-      <w:proofErr w:type="spellEnd"/>
-      <w:r>
-        <w:t xml:space="preserve"> » sur </w:t>
-      </w:r>
-      <w:proofErr w:type="spellStart"/>
-      <w:r>
-        <w:t>Onshape</w:t>
-      </w:r>
-      <w:proofErr w:type="spellEnd"/>
-      <w:r>
-        <w:t xml:space="preserve"> afin d’assurer un bon positionnement </w:t>
-      </w:r>
-      <w:proofErr w:type="spellStart"/>
-      <w:r>
-        <w:t>mécanique.</w:t>
-      </w:r>
-      <w:proofErr w:type="spellEnd"/>
-      <w:r>
-        <w:br/>
-      </w:r>
-      <w:r>
-        <w:t xml:space="preserve">Avec ces 4 </w:t>
-      </w:r>
-      <w:proofErr w:type="spellStart"/>
-      <w:r>
-        <w:t>spacers</w:t>
-      </w:r>
-      <w:proofErr w:type="spellEnd"/>
-      <w:r>
-        <w:t>, on y insère 4 vis et écrous afin d’avoir un écran bien installé, aligné et solidement fixé au PCB.</w:t>
       </w:r>
     </w:p>
     <w:p/>
@@ -1462,12 +1352,102 @@
       <w:pPr>
         <w:pStyle w:val="Titre1"/>
       </w:pPr>
+      <w:bookmarkStart w:id="3" w:name="_Toc223013534"/>
+      <w:r>
+        <w:t xml:space="preserve">2    </w:t>
+      </w:r>
+      <w:r>
+        <w:t xml:space="preserve">Soudure et </w:t>
+      </w:r>
+      <w:r>
+        <w:t>Assemblage</w:t>
+      </w:r>
+      <w:bookmarkEnd w:id="3"/>
+    </w:p>
+    <w:p>
+      <w:pPr>
+        <w:pStyle w:val="Titre2"/>
+      </w:pPr>
+      <w:bookmarkStart w:id="4" w:name="_Toc223013535"/>
+      <w:r>
+        <w:t xml:space="preserve">2.1   </w:t>
+      </w:r>
+      <w:r>
+        <w:t>REMARQUES LORS DE L’ASSEMBLAGE</w:t>
+      </w:r>
+      <w:bookmarkEnd w:id="4"/>
+    </w:p>
+    <w:p>
+      <w:r>
+        <w:t xml:space="preserve">Lors de la soudure, j’ai pu constater que le condensateur C11 avait un des </w:t>
+      </w:r>
+      <w:r>
+        <w:t>«</w:t>
+      </w:r>
+      <w:r>
+        <w:t xml:space="preserve"> 1 » caché, ce qui aurait pu induire en erreur lors de l’identification de sa valeur. Cependant, cette erreur a été rapidement remarquée et corrigée avant la soudure.</w:t>
+      </w:r>
+      <w:r>
+        <w:br/>
+      </w:r>
+    </w:p>
+    <w:p>
+      <w:pPr>
+        <w:pStyle w:val="Titre2"/>
+      </w:pPr>
+      <w:bookmarkStart w:id="5" w:name="_Toc223013536"/>
+      <w:r>
+        <w:t>2.2   ASSEMBLAGE MÉCANIQUE</w:t>
+      </w:r>
+      <w:bookmarkEnd w:id="5"/>
+    </w:p>
+    <w:p>
+      <w:r>
+        <w:t xml:space="preserve">Cette étape visait à assembler l’écran. Pour ce faire, il a fallu concevoir des « </w:t>
+      </w:r>
+      <w:proofErr w:type="spellStart"/>
+      <w:r>
+        <w:t>spacers</w:t>
+      </w:r>
+      <w:proofErr w:type="spellEnd"/>
+      <w:r>
+        <w:t xml:space="preserve"> » sur </w:t>
+      </w:r>
+      <w:proofErr w:type="spellStart"/>
+      <w:r>
+        <w:t>Onshape</w:t>
+      </w:r>
+      <w:proofErr w:type="spellEnd"/>
+      <w:r>
+        <w:t xml:space="preserve"> afin d’assurer un bon positionnement mécanique.</w:t>
+      </w:r>
+      <w:r>
+        <w:br/>
+      </w:r>
+      <w:r>
+        <w:t xml:space="preserve">Avec ces 4 </w:t>
+      </w:r>
+      <w:proofErr w:type="spellStart"/>
+      <w:r>
+        <w:t>spacers</w:t>
+      </w:r>
+      <w:proofErr w:type="spellEnd"/>
+      <w:r>
+        <w:t>, on y insère 4 vis et écrous afin d’avoir un écran bien installé, aligné et solidement fixé au PCB.</w:t>
+      </w:r>
+    </w:p>
+    <w:p>
+      <w:r>
+        <w:br/>
+      </w:r>
+    </w:p>
+    <w:p>
+      <w:pPr>
+        <w:pStyle w:val="Titre1"/>
+      </w:pPr>
       <w:bookmarkStart w:id="6" w:name="_Toc223013537"/>
       <w:r>
-        <w:t>3</w:t>
-      </w:r>
-      <w:r>
-        <w:t xml:space="preserve">    </w:t>
+        <w:t xml:space="preserve">3    </w:t>
       </w:r>
       <w:r>
         <w:t>Mise et marche et test du produit finit</w:t>
@@ -1502,52 +1482,235 @@
     <w:p>
       <w:pPr>
         <w:pStyle w:val="Titre2"/>
-        <w:rPr>
-          <w:lang w:val="en-CA"/>
-        </w:rPr>
       </w:pPr>
       <w:bookmarkStart w:id="8" w:name="_Toc223013539"/>
       <w:r>
-        <w:rPr>
-          <w:lang w:val="en-CA"/>
-        </w:rPr>
-        <w:t>3</w:t>
-      </w:r>
-      <w:r>
-        <w:rPr>
-          <w:lang w:val="en-CA"/>
-        </w:rPr>
-        <w:t>.</w:t>
-      </w:r>
-      <w:r>
-        <w:rPr>
-          <w:lang w:val="en-CA"/>
-        </w:rPr>
-        <w:t>2</w:t>
-      </w:r>
-      <w:r>
-        <w:rPr>
-          <w:lang w:val="en-CA"/>
-        </w:rPr>
-        <w:t xml:space="preserve">   </w:t>
-      </w:r>
-      <w:r>
-        <w:rPr>
-          <w:lang w:val="en-CA"/>
-        </w:rPr>
-        <w:t>TEST FROID</w:t>
+        <w:t>3.2   TEST FROID</w:t>
       </w:r>
       <w:bookmarkEnd w:id="8"/>
     </w:p>
     <w:p>
       <w:r>
-        <w:t>Avant d’alimenter le PCB, effectuer un test de continuité avec un multimètre afin de vérifier qu’il n’y a aucun court-circuit entre VCC et GND.</w:t>
+        <w:t xml:space="preserve">Avant d’alimenter le PCB, effectuer </w:t>
+      </w:r>
+      <w:r>
+        <w:t xml:space="preserve">des </w:t>
+      </w:r>
+      <w:r>
+        <w:t>tests</w:t>
+      </w:r>
+      <w:r>
+        <w:t xml:space="preserve"> de continuité</w:t>
+      </w:r>
+      <w:r>
+        <w:t>s</w:t>
+      </w:r>
+      <w:r>
+        <w:t xml:space="preserve"> avec un multimètre afin de vérifier qu’il n’y a aucun court-circuit </w:t>
+      </w:r>
+      <w:r>
+        <w:t xml:space="preserve">pins voltage </w:t>
+      </w:r>
+      <w:r>
+        <w:t>et GND.</w:t>
+      </w:r>
+      <w:r>
+        <w:t xml:space="preserve"> </w:t>
+      </w:r>
+      <w:r>
+        <w:t>Ces tests</w:t>
+      </w:r>
+      <w:r>
+        <w:t xml:space="preserve"> </w:t>
+      </w:r>
+      <w:r>
+        <w:t>sont</w:t>
+      </w:r>
+      <w:r>
+        <w:t xml:space="preserve"> </w:t>
+      </w:r>
+      <w:r>
+        <w:t>fait</w:t>
+      </w:r>
+      <w:r>
+        <w:t xml:space="preserve"> entre les pins </w:t>
+      </w:r>
+      <w:r>
+        <w:t xml:space="preserve">GND au pins </w:t>
+      </w:r>
+      <w:r>
+        <w:t>3V3, 5V et VCC.</w:t>
       </w:r>
       <w:r>
         <w:br/>
-        <w:t>De plus, nous avons aussi tester les pins</w:t>
       </w:r>
     </w:p>
+    <w:tbl>
+      <w:tblPr>
+        <w:tblStyle w:val="Grilledutableau"/>
+        <w:tblW w:w="0" w:type="auto"/>
+        <w:tblLook w:val="04A0" w:firstRow="1" w:lastRow="0" w:firstColumn="1" w:lastColumn="0" w:noHBand="0" w:noVBand="1"/>
+      </w:tblPr>
+      <w:tblGrid>
+        <w:gridCol w:w="2876"/>
+        <w:gridCol w:w="2877"/>
+      </w:tblGrid>
+      <w:tr>
+        <w:tc>
+          <w:tcPr>
+            <w:tcW w:w="2876" w:type="dxa"/>
+          </w:tcPr>
+          <w:p>
+            <w:r>
+              <w:lastRenderedPageBreak/>
+              <w:t>Tests</w:t>
+            </w:r>
+          </w:p>
+        </w:tc>
+        <w:tc>
+          <w:tcPr>
+            <w:tcW w:w="2877" w:type="dxa"/>
+          </w:tcPr>
+          <w:p>
+            <w:r>
+              <w:t>Résultat</w:t>
+            </w:r>
+          </w:p>
+        </w:tc>
+      </w:tr>
+      <w:tr>
+        <w:tc>
+          <w:tcPr>
+            <w:tcW w:w="2876" w:type="dxa"/>
+          </w:tcPr>
+          <w:p>
+            <w:r>
+              <w:t>VCC - GND</w:t>
+            </w:r>
+          </w:p>
+        </w:tc>
+        <w:tc>
+          <w:tcPr>
+            <w:tcW w:w="2877" w:type="dxa"/>
+          </w:tcPr>
+          <w:p>
+            <w:r>
+              <w:t>Aucun court-circuit</w:t>
+            </w:r>
+          </w:p>
+        </w:tc>
+      </w:tr>
+      <w:tr>
+        <w:tc>
+          <w:tcPr>
+            <w:tcW w:w="2876" w:type="dxa"/>
+          </w:tcPr>
+          <w:p>
+            <w:r>
+              <w:t>3V3 – GND</w:t>
+            </w:r>
+          </w:p>
+        </w:tc>
+        <w:tc>
+          <w:tcPr>
+            <w:tcW w:w="2877" w:type="dxa"/>
+          </w:tcPr>
+          <w:p>
+            <w:r>
+              <w:t>Aucun court-circuit</w:t>
+            </w:r>
+          </w:p>
+        </w:tc>
+      </w:tr>
+      <w:tr>
+        <w:tc>
+          <w:tcPr>
+            <w:tcW w:w="2876" w:type="dxa"/>
+          </w:tcPr>
+          <w:p>
+            <w:r>
+              <w:t>5V (Micro bus 1) - GND</w:t>
+            </w:r>
+          </w:p>
+        </w:tc>
+        <w:tc>
+          <w:tcPr>
+            <w:tcW w:w="2877" w:type="dxa"/>
+          </w:tcPr>
+          <w:p>
+            <w:r>
+              <w:t>Aucun court-circuit</w:t>
+            </w:r>
+          </w:p>
+        </w:tc>
+      </w:tr>
+      <w:tr>
+        <w:tc>
+          <w:tcPr>
+            <w:tcW w:w="2876" w:type="dxa"/>
+          </w:tcPr>
+          <w:p>
+            <w:r>
+              <w:t>5V (Micro bus 2) - GND</w:t>
+            </w:r>
+          </w:p>
+        </w:tc>
+        <w:tc>
+          <w:tcPr>
+            <w:tcW w:w="2877" w:type="dxa"/>
+          </w:tcPr>
+          <w:p>
+            <w:r>
+              <w:t>Aucun court-circuit</w:t>
+            </w:r>
+          </w:p>
+        </w:tc>
+      </w:tr>
+      <w:tr>
+        <w:tc>
+          <w:tcPr>
+            <w:tcW w:w="2876" w:type="dxa"/>
+          </w:tcPr>
+          <w:p>
+            <w:r>
+              <w:t>5V USB-c -GND</w:t>
+            </w:r>
+          </w:p>
+        </w:tc>
+        <w:tc>
+          <w:tcPr>
+            <w:tcW w:w="2877" w:type="dxa"/>
+          </w:tcPr>
+          <w:p>
+            <w:r>
+              <w:t>Aucun court-circuit</w:t>
+            </w:r>
+          </w:p>
+        </w:tc>
+      </w:tr>
+      <w:tr>
+        <w:tc>
+          <w:tcPr>
+            <w:tcW w:w="2876" w:type="dxa"/>
+          </w:tcPr>
+          <w:p>
+            <w:r>
+              <w:t>VDD - GND</w:t>
+            </w:r>
+          </w:p>
+        </w:tc>
+        <w:tc>
+          <w:tcPr>
+            <w:tcW w:w="2877" w:type="dxa"/>
+          </w:tcPr>
+          <w:p>
+            <w:r>
+              <w:t>Aucun court-circuit</w:t>
+            </w:r>
+          </w:p>
+        </w:tc>
+      </w:tr>
+    </w:tbl>
     <w:p/>
     <w:p>
       <w:pPr>
@@ -1555,20 +1718,7 @@
       </w:pPr>
       <w:bookmarkStart w:id="9" w:name="_Toc223013540"/>
       <w:r>
-        <w:lastRenderedPageBreak/>
-        <w:t>3</w:t>
-      </w:r>
-      <w:r>
-        <w:t>.</w:t>
-      </w:r>
-      <w:r>
-        <w:t>3</w:t>
-      </w:r>
-      <w:r>
-        <w:t xml:space="preserve">   </w:t>
-      </w:r>
-      <w:r>
-        <w:t>TEST CHAUD</w:t>
+        <w:t>3.3   TEST CHAUD</w:t>
       </w:r>
       <w:bookmarkEnd w:id="9"/>
     </w:p>
@@ -1618,6 +1768,289 @@
         <w:t>Pour approfondir les tests, avec l’aide d’un multimètre, nous avons testé les pins d’alimentation et de signal afin de confirmer la présence des tensions attendues.</w:t>
       </w:r>
     </w:p>
+    <w:tbl>
+      <w:tblPr>
+        <w:tblStyle w:val="Grilledutableau"/>
+        <w:tblW w:w="0" w:type="auto"/>
+        <w:tblLook w:val="04A0" w:firstRow="1" w:lastRow="0" w:firstColumn="1" w:lastColumn="0" w:noHBand="0" w:noVBand="1"/>
+      </w:tblPr>
+      <w:tblGrid>
+        <w:gridCol w:w="2876"/>
+        <w:gridCol w:w="2877"/>
+        <w:gridCol w:w="2877"/>
+      </w:tblGrid>
+      <w:tr>
+        <w:tc>
+          <w:tcPr>
+            <w:tcW w:w="2876" w:type="dxa"/>
+          </w:tcPr>
+          <w:p>
+            <w:r>
+              <w:t>Tests</w:t>
+            </w:r>
+          </w:p>
+        </w:tc>
+        <w:tc>
+          <w:tcPr>
+            <w:tcW w:w="2877" w:type="dxa"/>
+          </w:tcPr>
+          <w:p>
+            <w:r>
+              <w:t>Valeurs</w:t>
+            </w:r>
+          </w:p>
+        </w:tc>
+        <w:tc>
+          <w:tcPr>
+            <w:tcW w:w="2877" w:type="dxa"/>
+          </w:tcPr>
+          <w:p>
+            <w:r>
+              <w:t>Résultat</w:t>
+            </w:r>
+          </w:p>
+        </w:tc>
+      </w:tr>
+      <w:tr>
+        <w:tc>
+          <w:tcPr>
+            <w:tcW w:w="2876" w:type="dxa"/>
+          </w:tcPr>
+          <w:p>
+            <w:r>
+              <w:t>VCC - GND</w:t>
+            </w:r>
+          </w:p>
+        </w:tc>
+        <w:tc>
+          <w:tcPr>
+            <w:tcW w:w="2877" w:type="dxa"/>
+          </w:tcPr>
+          <w:p>
+            <w:r>
+              <w:t>4.79</w:t>
+            </w:r>
+            <w:r>
+              <w:t xml:space="preserve"> </w:t>
+            </w:r>
+            <w:r>
+              <w:t>V</w:t>
+            </w:r>
+          </w:p>
+        </w:tc>
+        <w:tc>
+          <w:tcPr>
+            <w:tcW w:w="2877" w:type="dxa"/>
+          </w:tcPr>
+          <w:p>
+            <w:r>
+              <w:t>Bien</w:t>
+            </w:r>
+          </w:p>
+        </w:tc>
+      </w:tr>
+      <w:tr>
+        <w:tc>
+          <w:tcPr>
+            <w:tcW w:w="2876" w:type="dxa"/>
+          </w:tcPr>
+          <w:p>
+            <w:r>
+              <w:t>3V3 – GND</w:t>
+            </w:r>
+          </w:p>
+        </w:tc>
+        <w:tc>
+          <w:tcPr>
+            <w:tcW w:w="2877" w:type="dxa"/>
+          </w:tcPr>
+          <w:p>
+            <w:r>
+              <w:t>3.0</w:t>
+            </w:r>
+            <w:r>
+              <w:t>0</w:t>
+            </w:r>
+            <w:r>
+              <w:t xml:space="preserve"> V</w:t>
+            </w:r>
+          </w:p>
+        </w:tc>
+        <w:tc>
+          <w:tcPr>
+            <w:tcW w:w="2877" w:type="dxa"/>
+          </w:tcPr>
+          <w:p>
+            <w:r>
+              <w:t>B</w:t>
+            </w:r>
+            <w:r>
+              <w:t>ien</w:t>
+            </w:r>
+          </w:p>
+        </w:tc>
+      </w:tr>
+      <w:tr>
+        <w:tc>
+          <w:tcPr>
+            <w:tcW w:w="2876" w:type="dxa"/>
+          </w:tcPr>
+          <w:p>
+            <w:r>
+              <w:t xml:space="preserve">5V (Micro bus 1) </w:t>
+            </w:r>
+            <w:r>
+              <w:t>–</w:t>
+            </w:r>
+            <w:r>
+              <w:t xml:space="preserve"> GND</w:t>
+            </w:r>
+          </w:p>
+        </w:tc>
+        <w:tc>
+          <w:tcPr>
+            <w:tcW w:w="2877" w:type="dxa"/>
+          </w:tcPr>
+          <w:p>
+            <w:r>
+              <w:t>4.79 V</w:t>
+            </w:r>
+          </w:p>
+        </w:tc>
+        <w:tc>
+          <w:tcPr>
+            <w:tcW w:w="2877" w:type="dxa"/>
+          </w:tcPr>
+          <w:p>
+            <w:r>
+              <w:t>B</w:t>
+            </w:r>
+            <w:r>
+              <w:t>ien</w:t>
+            </w:r>
+          </w:p>
+        </w:tc>
+      </w:tr>
+      <w:tr>
+        <w:tc>
+          <w:tcPr>
+            <w:tcW w:w="2876" w:type="dxa"/>
+          </w:tcPr>
+          <w:p>
+            <w:r>
+              <w:t>5V (Micro bus 2) - GND</w:t>
+            </w:r>
+          </w:p>
+        </w:tc>
+        <w:tc>
+          <w:tcPr>
+            <w:tcW w:w="2877" w:type="dxa"/>
+          </w:tcPr>
+          <w:p>
+            <w:r>
+              <w:t>4.79 V</w:t>
+            </w:r>
+          </w:p>
+        </w:tc>
+        <w:tc>
+          <w:tcPr>
+            <w:tcW w:w="2877" w:type="dxa"/>
+          </w:tcPr>
+          <w:p>
+            <w:r>
+              <w:t>B</w:t>
+            </w:r>
+            <w:r>
+              <w:t>ien</w:t>
+            </w:r>
+          </w:p>
+        </w:tc>
+      </w:tr>
+      <w:tr>
+        <w:tc>
+          <w:tcPr>
+            <w:tcW w:w="2876" w:type="dxa"/>
+          </w:tcPr>
+          <w:p>
+            <w:r>
+              <w:t>5V USB-c -GND</w:t>
+            </w:r>
+          </w:p>
+        </w:tc>
+        <w:tc>
+          <w:tcPr>
+            <w:tcW w:w="2877" w:type="dxa"/>
+          </w:tcPr>
+          <w:p>
+            <w:r>
+              <w:t>4.78</w:t>
+            </w:r>
+            <w:r>
+              <w:t xml:space="preserve"> </w:t>
+            </w:r>
+            <w:r>
+              <w:t>V</w:t>
+            </w:r>
+            <w:r>
+              <w:tab/>
+            </w:r>
+          </w:p>
+        </w:tc>
+        <w:tc>
+          <w:tcPr>
+            <w:tcW w:w="2877" w:type="dxa"/>
+          </w:tcPr>
+          <w:p>
+            <w:pPr>
+              <w:tabs>
+                <w:tab w:val="center" w:pos="1330"/>
+              </w:tabs>
+            </w:pPr>
+            <w:r>
+              <w:t>B</w:t>
+            </w:r>
+            <w:r>
+              <w:t>ien</w:t>
+            </w:r>
+          </w:p>
+        </w:tc>
+      </w:tr>
+      <w:tr>
+        <w:tc>
+          <w:tcPr>
+            <w:tcW w:w="2876" w:type="dxa"/>
+          </w:tcPr>
+          <w:p>
+            <w:r>
+              <w:t>VDD - GND</w:t>
+            </w:r>
+          </w:p>
+        </w:tc>
+        <w:tc>
+          <w:tcPr>
+            <w:tcW w:w="2877" w:type="dxa"/>
+          </w:tcPr>
+          <w:p>
+            <w:r>
+              <w:t>3.01 V</w:t>
+            </w:r>
+          </w:p>
+        </w:tc>
+        <w:tc>
+          <w:tcPr>
+            <w:tcW w:w="2877" w:type="dxa"/>
+          </w:tcPr>
+          <w:p>
+            <w:r>
+              <w:t>B</w:t>
+            </w:r>
+            <w:r>
+              <w:t>ien</w:t>
+            </w:r>
+          </w:p>
+        </w:tc>
+      </w:tr>
+    </w:tbl>
     <w:p/>
     <w:p>
       <w:pPr>
@@ -1657,7 +2090,15 @@
           <w:szCs w:val="22"/>
           <w:lang w:val="fr-CA"/>
         </w:rPr>
-        <w:t xml:space="preserve">Tout fonctionne sans problème. </w:t>
+        <w:t>Tout fonctionne sans problème</w:t>
+      </w:r>
+      <w:r>
+        <w:rPr>
+          <w:sz w:val="22"/>
+          <w:szCs w:val="22"/>
+          <w:lang w:val="fr-CA"/>
+        </w:rPr>
+        <w:t xml:space="preserve"> et la carte est afficher comme un port COM.</w:t>
       </w:r>
       <w:r>
         <w:br/>
@@ -2652,7 +3093,7 @@
   <w:style w:type="paragraph" w:default="1" w:styleId="Normal">
     <w:name w:val="Normal"/>
     <w:qFormat/>
-    <w:rsid w:val="00CA49D1"/>
+    <w:rsid w:val="00F63295"/>
   </w:style>
   <w:style w:type="paragraph" w:styleId="Titre1">
     <w:name w:val="heading 1"/>
@@ -2875,6 +3316,7 @@
   <w:style w:type="character" w:default="1" w:styleId="Policepardfaut">
     <w:name w:val="Default Paragraph Font"/>
     <w:uiPriority w:val="1"/>
+    <w:semiHidden/>
     <w:unhideWhenUsed/>
   </w:style>
   <w:style w:type="table" w:default="1" w:styleId="TableauNormal">
@@ -3431,6 +3873,25 @@
       <w:sz w:val="24"/>
       <w:szCs w:val="24"/>
     </w:rPr>
+  </w:style>
+  <w:style w:type="table" w:styleId="Grilledutableau">
+    <w:name w:val="Table Grid"/>
+    <w:basedOn w:val="TableauNormal"/>
+    <w:uiPriority w:val="39"/>
+    <w:rsid w:val="00A04D6F"/>
+    <w:pPr>
+      <w:spacing w:after="0" w:line="240" w:lineRule="auto"/>
+    </w:pPr>
+    <w:tblPr>
+      <w:tblBorders>
+        <w:top w:val="single" w:sz="4" w:space="0" w:color="auto"/>
+        <w:left w:val="single" w:sz="4" w:space="0" w:color="auto"/>
+        <w:bottom w:val="single" w:sz="4" w:space="0" w:color="auto"/>
+        <w:right w:val="single" w:sz="4" w:space="0" w:color="auto"/>
+        <w:insideH w:val="single" w:sz="4" w:space="0" w:color="auto"/>
+        <w:insideV w:val="single" w:sz="4" w:space="0" w:color="auto"/>
+      </w:tblBorders>
+    </w:tblPr>
   </w:style>
 </w:styles>
 </file>

--- a/Lab 1/Documentation.docx
+++ b/Lab 1/Documentation.docx
@@ -442,7 +442,7 @@
           <w:r>
             <w:fldChar w:fldCharType="separate"/>
           </w:r>
-          <w:hyperlink w:anchor="_Toc223013531" w:history="1">
+          <w:hyperlink w:anchor="_Toc223969584" w:history="1">
             <w:r>
               <w:rPr>
                 <w:rStyle w:val="Lienhypertexte"/>
@@ -469,99 +469,7 @@
                 <w:noProof/>
                 <w:webHidden/>
               </w:rPr>
-              <w:instrText xml:space="preserve"> PAGEREF _Toc223013531 \h </w:instrText>
-            </w:r>
-            <w:r>
-              <w:rPr>
-                <w:noProof/>
-                <w:webHidden/>
-              </w:rPr>
-            </w:r>
-            <w:r>
-              <w:rPr>
-                <w:noProof/>
-                <w:webHidden/>
-              </w:rPr>
-              <w:fldChar w:fldCharType="separate"/>
-            </w:r>
-            <w:r>
-              <w:rPr>
-                <w:noProof/>
-                <w:webHidden/>
-              </w:rPr>
-              <w:t>3</w:t>
-            </w:r>
-            <w:r>
-              <w:rPr>
-                <w:noProof/>
-                <w:webHidden/>
-              </w:rPr>
-              <w:fldChar w:fldCharType="end"/>
-            </w:r>
-          </w:hyperlink>
-        </w:p>
-        <w:p>
-          <w:pPr>
-            <w:pStyle w:val="TM2"/>
-            <w:tabs>
-              <w:tab w:val="left" w:pos="960"/>
-              <w:tab w:val="right" w:leader="dot" w:pos="8630"/>
-            </w:tabs>
-            <w:rPr>
-              <w:noProof/>
-              <w:kern w:val="2"/>
-              <w:sz w:val="24"/>
-              <w:szCs w:val="24"/>
-              <w:lang w:eastAsia="fr-CA"/>
-              <w14:ligatures w14:val="standardContextual"/>
-            </w:rPr>
-          </w:pPr>
-          <w:hyperlink w:anchor="_Toc223013532" w:history="1">
-            <w:r>
-              <w:rPr>
-                <w:rStyle w:val="Lienhypertexte"/>
-                <w:noProof/>
-              </w:rPr>
-              <w:t>1.1</w:t>
-            </w:r>
-            <w:r>
-              <w:rPr>
-                <w:noProof/>
-                <w:kern w:val="2"/>
-                <w:sz w:val="24"/>
-                <w:szCs w:val="24"/>
-                <w:lang w:eastAsia="fr-CA"/>
-                <w14:ligatures w14:val="standardContextual"/>
-              </w:rPr>
-              <w:t xml:space="preserve">  </w:t>
-            </w:r>
-            <w:r>
-              <w:rPr>
-                <w:rStyle w:val="Lienhypertexte"/>
-                <w:noProof/>
-              </w:rPr>
-              <w:t>Inspection Visuel</w:t>
-            </w:r>
-            <w:r>
-              <w:rPr>
-                <w:noProof/>
-                <w:webHidden/>
-              </w:rPr>
-              <w:tab/>
-            </w:r>
-            <w:r>
-              <w:rPr>
-                <w:noProof/>
-                <w:webHidden/>
-              </w:rPr>
-              <w:fldChar w:fldCharType="begin"/>
-            </w:r>
-            <w:r>
-              <w:rPr>
-                <w:noProof/>
-                <w:webHidden/>
-              </w:rPr>
-              <w:instrText xml:space="preserve"> PAGEREF _Toc223013532 \h </w:instrText>
+              <w:instrText xml:space="preserve"> PAGEREF _Toc223969584 \h </w:instrText>
             </w:r>
             <w:r>
               <w:rPr>
@@ -607,13 +515,13 @@
               <w14:ligatures w14:val="standardContextual"/>
             </w:rPr>
           </w:pPr>
-          <w:hyperlink w:anchor="_Toc223013533" w:history="1">
+          <w:hyperlink w:anchor="_Toc223969585" w:history="1">
             <w:r>
               <w:rPr>
                 <w:rStyle w:val="Lienhypertexte"/>
                 <w:noProof/>
               </w:rPr>
-              <w:t>1.2   préparation A la soudure</w:t>
+              <w:t>1.1   Inspection Visuel</w:t>
             </w:r>
             <w:r>
               <w:rPr>
@@ -634,7 +542,153 @@
                 <w:noProof/>
                 <w:webHidden/>
               </w:rPr>
-              <w:instrText xml:space="preserve"> PAGEREF _Toc223013533 \h </w:instrText>
+              <w:instrText xml:space="preserve"> PAGEREF _Toc223969585 \h </w:instrText>
+            </w:r>
+            <w:r>
+              <w:rPr>
+                <w:noProof/>
+                <w:webHidden/>
+              </w:rPr>
+            </w:r>
+            <w:r>
+              <w:rPr>
+                <w:noProof/>
+                <w:webHidden/>
+              </w:rPr>
+              <w:fldChar w:fldCharType="separate"/>
+            </w:r>
+            <w:r>
+              <w:rPr>
+                <w:noProof/>
+                <w:webHidden/>
+              </w:rPr>
+              <w:t>3</w:t>
+            </w:r>
+            <w:r>
+              <w:rPr>
+                <w:noProof/>
+                <w:webHidden/>
+              </w:rPr>
+              <w:fldChar w:fldCharType="end"/>
+            </w:r>
+          </w:hyperlink>
+        </w:p>
+        <w:p>
+          <w:pPr>
+            <w:pStyle w:val="TM2"/>
+            <w:tabs>
+              <w:tab w:val="right" w:leader="dot" w:pos="8630"/>
+            </w:tabs>
+            <w:rPr>
+              <w:noProof/>
+              <w:kern w:val="2"/>
+              <w:sz w:val="24"/>
+              <w:szCs w:val="24"/>
+              <w:lang w:eastAsia="fr-CA"/>
+              <w14:ligatures w14:val="standardContextual"/>
+            </w:rPr>
+          </w:pPr>
+          <w:hyperlink w:anchor="_Toc223969586" w:history="1">
+            <w:r>
+              <w:rPr>
+                <w:rStyle w:val="Lienhypertexte"/>
+                <w:noProof/>
+              </w:rPr>
+              <w:t>1.2 Liste de matériel</w:t>
+            </w:r>
+            <w:r>
+              <w:rPr>
+                <w:noProof/>
+                <w:webHidden/>
+              </w:rPr>
+              <w:tab/>
+            </w:r>
+            <w:r>
+              <w:rPr>
+                <w:noProof/>
+                <w:webHidden/>
+              </w:rPr>
+              <w:fldChar w:fldCharType="begin"/>
+            </w:r>
+            <w:r>
+              <w:rPr>
+                <w:noProof/>
+                <w:webHidden/>
+              </w:rPr>
+              <w:instrText xml:space="preserve"> PAGEREF _Toc223969586 \h </w:instrText>
+            </w:r>
+            <w:r>
+              <w:rPr>
+                <w:noProof/>
+                <w:webHidden/>
+              </w:rPr>
+            </w:r>
+            <w:r>
+              <w:rPr>
+                <w:noProof/>
+                <w:webHidden/>
+              </w:rPr>
+              <w:fldChar w:fldCharType="separate"/>
+            </w:r>
+            <w:r>
+              <w:rPr>
+                <w:noProof/>
+                <w:webHidden/>
+              </w:rPr>
+              <w:t>3</w:t>
+            </w:r>
+            <w:r>
+              <w:rPr>
+                <w:noProof/>
+                <w:webHidden/>
+              </w:rPr>
+              <w:fldChar w:fldCharType="end"/>
+            </w:r>
+          </w:hyperlink>
+        </w:p>
+        <w:p>
+          <w:pPr>
+            <w:pStyle w:val="TM2"/>
+            <w:tabs>
+              <w:tab w:val="right" w:leader="dot" w:pos="8630"/>
+            </w:tabs>
+            <w:rPr>
+              <w:noProof/>
+              <w:kern w:val="2"/>
+              <w:sz w:val="24"/>
+              <w:szCs w:val="24"/>
+              <w:lang w:eastAsia="fr-CA"/>
+              <w14:ligatures w14:val="standardContextual"/>
+            </w:rPr>
+          </w:pPr>
+          <w:hyperlink w:anchor="_Toc223969587" w:history="1">
+            <w:r>
+              <w:rPr>
+                <w:rStyle w:val="Lienhypertexte"/>
+                <w:noProof/>
+              </w:rPr>
+              <w:t>1.3   préparation A la soudure</w:t>
+            </w:r>
+            <w:r>
+              <w:rPr>
+                <w:noProof/>
+                <w:webHidden/>
+              </w:rPr>
+              <w:tab/>
+            </w:r>
+            <w:r>
+              <w:rPr>
+                <w:noProof/>
+                <w:webHidden/>
+              </w:rPr>
+              <w:fldChar w:fldCharType="begin"/>
+            </w:r>
+            <w:r>
+              <w:rPr>
+                <w:noProof/>
+                <w:webHidden/>
+              </w:rPr>
+              <w:instrText xml:space="preserve"> PAGEREF _Toc223969587 \h </w:instrText>
             </w:r>
             <w:r>
               <w:rPr>
@@ -680,13 +734,13 @@
               <w14:ligatures w14:val="standardContextual"/>
             </w:rPr>
           </w:pPr>
-          <w:hyperlink w:anchor="_Toc223013534" w:history="1">
+          <w:hyperlink w:anchor="_Toc223969588" w:history="1">
             <w:r>
               <w:rPr>
                 <w:rStyle w:val="Lienhypertexte"/>
                 <w:noProof/>
               </w:rPr>
-              <w:t>2    Assemblage</w:t>
+              <w:t>2    Soudure et Assemblage</w:t>
             </w:r>
             <w:r>
               <w:rPr>
@@ -707,7 +761,7 @@
                 <w:noProof/>
                 <w:webHidden/>
               </w:rPr>
-              <w:instrText xml:space="preserve"> PAGEREF _Toc223013534 \h </w:instrText>
+              <w:instrText xml:space="preserve"> PAGEREF _Toc223969588 \h </w:instrText>
             </w:r>
             <w:r>
               <w:rPr>
@@ -727,7 +781,7 @@
                 <w:noProof/>
                 <w:webHidden/>
               </w:rPr>
-              <w:t>3</w:t>
+              <w:t>4</w:t>
             </w:r>
             <w:r>
               <w:rPr>
@@ -753,7 +807,7 @@
               <w14:ligatures w14:val="standardContextual"/>
             </w:rPr>
           </w:pPr>
-          <w:hyperlink w:anchor="_Toc223013535" w:history="1">
+          <w:hyperlink w:anchor="_Toc223969589" w:history="1">
             <w:r>
               <w:rPr>
                 <w:rStyle w:val="Lienhypertexte"/>
@@ -780,7 +834,7 @@
                 <w:noProof/>
                 <w:webHidden/>
               </w:rPr>
-              <w:instrText xml:space="preserve"> PAGEREF _Toc223013535 \h </w:instrText>
+              <w:instrText xml:space="preserve"> PAGEREF _Toc223969589 \h </w:instrText>
             </w:r>
             <w:r>
               <w:rPr>
@@ -800,7 +854,7 @@
                 <w:noProof/>
                 <w:webHidden/>
               </w:rPr>
-              <w:t>3</w:t>
+              <w:t>4</w:t>
             </w:r>
             <w:r>
               <w:rPr>
@@ -826,7 +880,7 @@
               <w14:ligatures w14:val="standardContextual"/>
             </w:rPr>
           </w:pPr>
-          <w:hyperlink w:anchor="_Toc223013536" w:history="1">
+          <w:hyperlink w:anchor="_Toc223969590" w:history="1">
             <w:r>
               <w:rPr>
                 <w:rStyle w:val="Lienhypertexte"/>
@@ -853,7 +907,7 @@
                 <w:noProof/>
                 <w:webHidden/>
               </w:rPr>
-              <w:instrText xml:space="preserve"> PAGEREF _Toc223013536 \h </w:instrText>
+              <w:instrText xml:space="preserve"> PAGEREF _Toc223969590 \h </w:instrText>
             </w:r>
             <w:r>
               <w:rPr>
@@ -873,7 +927,7 @@
                 <w:noProof/>
                 <w:webHidden/>
               </w:rPr>
-              <w:t>3</w:t>
+              <w:t>4</w:t>
             </w:r>
             <w:r>
               <w:rPr>
@@ -899,7 +953,7 @@
               <w14:ligatures w14:val="standardContextual"/>
             </w:rPr>
           </w:pPr>
-          <w:hyperlink w:anchor="_Toc223013537" w:history="1">
+          <w:hyperlink w:anchor="_Toc223969591" w:history="1">
             <w:r>
               <w:rPr>
                 <w:rStyle w:val="Lienhypertexte"/>
@@ -926,7 +980,7 @@
                 <w:noProof/>
                 <w:webHidden/>
               </w:rPr>
-              <w:instrText xml:space="preserve"> PAGEREF _Toc223013537 \h </w:instrText>
+              <w:instrText xml:space="preserve"> PAGEREF _Toc223969591 \h </w:instrText>
             </w:r>
             <w:r>
               <w:rPr>
@@ -946,7 +1000,7 @@
                 <w:noProof/>
                 <w:webHidden/>
               </w:rPr>
-              <w:t>3</w:t>
+              <w:t>4</w:t>
             </w:r>
             <w:r>
               <w:rPr>
@@ -972,7 +1026,7 @@
               <w14:ligatures w14:val="standardContextual"/>
             </w:rPr>
           </w:pPr>
-          <w:hyperlink w:anchor="_Toc223013538" w:history="1">
+          <w:hyperlink w:anchor="_Toc223969592" w:history="1">
             <w:r>
               <w:rPr>
                 <w:rStyle w:val="Lienhypertexte"/>
@@ -999,7 +1053,7 @@
                 <w:noProof/>
                 <w:webHidden/>
               </w:rPr>
-              <w:instrText xml:space="preserve"> PAGEREF _Toc223013538 \h </w:instrText>
+              <w:instrText xml:space="preserve"> PAGEREF _Toc223969592 \h </w:instrText>
             </w:r>
             <w:r>
               <w:rPr>
@@ -1019,7 +1073,7 @@
                 <w:noProof/>
                 <w:webHidden/>
               </w:rPr>
-              <w:t>3</w:t>
+              <w:t>4</w:t>
             </w:r>
             <w:r>
               <w:rPr>
@@ -1045,12 +1099,11 @@
               <w14:ligatures w14:val="standardContextual"/>
             </w:rPr>
           </w:pPr>
-          <w:hyperlink w:anchor="_Toc223013539" w:history="1">
+          <w:hyperlink w:anchor="_Toc223969593" w:history="1">
             <w:r>
               <w:rPr>
                 <w:rStyle w:val="Lienhypertexte"/>
                 <w:noProof/>
-                <w:lang w:val="en-CA"/>
               </w:rPr>
               <w:t>3.2   TEST FROID</w:t>
             </w:r>
@@ -1073,7 +1126,7 @@
                 <w:noProof/>
                 <w:webHidden/>
               </w:rPr>
-              <w:instrText xml:space="preserve"> PAGEREF _Toc223013539 \h </w:instrText>
+              <w:instrText xml:space="preserve"> PAGEREF _Toc223969593 \h </w:instrText>
             </w:r>
             <w:r>
               <w:rPr>
@@ -1093,7 +1146,7 @@
                 <w:noProof/>
                 <w:webHidden/>
               </w:rPr>
-              <w:t>3</w:t>
+              <w:t>4</w:t>
             </w:r>
             <w:r>
               <w:rPr>
@@ -1119,7 +1172,7 @@
               <w14:ligatures w14:val="standardContextual"/>
             </w:rPr>
           </w:pPr>
-          <w:hyperlink w:anchor="_Toc223013540" w:history="1">
+          <w:hyperlink w:anchor="_Toc223969594" w:history="1">
             <w:r>
               <w:rPr>
                 <w:rStyle w:val="Lienhypertexte"/>
@@ -1146,7 +1199,7 @@
                 <w:noProof/>
                 <w:webHidden/>
               </w:rPr>
-              <w:instrText xml:space="preserve"> PAGEREF _Toc223013540 \h </w:instrText>
+              <w:instrText xml:space="preserve"> PAGEREF _Toc223969594 \h </w:instrText>
             </w:r>
             <w:r>
               <w:rPr>
@@ -1166,7 +1219,7 @@
                 <w:noProof/>
                 <w:webHidden/>
               </w:rPr>
-              <w:t>4</w:t>
+              <w:t>5</w:t>
             </w:r>
             <w:r>
               <w:rPr>
@@ -1192,7 +1245,7 @@
               <w14:ligatures w14:val="standardContextual"/>
             </w:rPr>
           </w:pPr>
-          <w:hyperlink w:anchor="_Toc223013541" w:history="1">
+          <w:hyperlink w:anchor="_Toc223969595" w:history="1">
             <w:r>
               <w:rPr>
                 <w:rStyle w:val="Lienhypertexte"/>
@@ -1219,7 +1272,7 @@
                 <w:noProof/>
                 <w:webHidden/>
               </w:rPr>
-              <w:instrText xml:space="preserve"> PAGEREF _Toc223013541 \h </w:instrText>
+              <w:instrText xml:space="preserve"> PAGEREF _Toc223969595 \h </w:instrText>
             </w:r>
             <w:r>
               <w:rPr>
@@ -1239,7 +1292,7 @@
                 <w:noProof/>
                 <w:webHidden/>
               </w:rPr>
-              <w:t>4</w:t>
+              <w:t>5</w:t>
             </w:r>
             <w:r>
               <w:rPr>
@@ -1271,7 +1324,7 @@
       <w:pPr>
         <w:pStyle w:val="Titre1"/>
       </w:pPr>
-      <w:bookmarkStart w:id="0" w:name="_Toc223013531"/>
+      <w:bookmarkStart w:id="0" w:name="_Toc223969584"/>
       <w:r>
         <w:lastRenderedPageBreak/>
         <w:t>1</w:t>
@@ -1294,7 +1347,7 @@
       <w:pPr>
         <w:pStyle w:val="Titre2"/>
       </w:pPr>
-      <w:bookmarkStart w:id="1" w:name="_Toc223013532"/>
+      <w:bookmarkStart w:id="1" w:name="_Toc223969585"/>
       <w:r>
         <w:t xml:space="preserve">1.1   </w:t>
       </w:r>
@@ -1321,7 +1374,7 @@
       </w:r>
       <w:proofErr w:type="spellEnd"/>
       <w:r>
-        <w:t xml:space="preserve"> mal aligné, levé ou endommagé.</w:t>
+        <w:t xml:space="preserve"> mal aligné, levé ou endommagé</w:t>
       </w:r>
       <w:r>
         <w:br/>
@@ -1331,11 +1384,363 @@
       <w:pPr>
         <w:pStyle w:val="Titre2"/>
       </w:pPr>
-      <w:bookmarkStart w:id="2" w:name="_Toc223013533"/>
-      <w:r>
-        <w:t>1.2   préparation A la soudure</w:t>
+      <w:bookmarkStart w:id="2" w:name="_Toc223969586"/>
+      <w:r>
+        <w:t xml:space="preserve">1.2 </w:t>
+      </w:r>
+      <w:r>
+        <w:t>Liste de matériel</w:t>
       </w:r>
       <w:bookmarkEnd w:id="2"/>
+    </w:p>
+    <w:p>
+      <w:pPr>
+        <w:pStyle w:val="Paragraphedeliste"/>
+        <w:numPr>
+          <w:ilvl w:val="0"/>
+          <w:numId w:val="3"/>
+        </w:numPr>
+        <w:spacing w:after="0" w:line="240" w:lineRule="auto"/>
+      </w:pPr>
+      <w:r>
+        <w:t>STM32F4 DISCOVERY</w:t>
+      </w:r>
+    </w:p>
+    <w:p>
+      <w:pPr>
+        <w:pStyle w:val="Paragraphedeliste"/>
+        <w:numPr>
+          <w:ilvl w:val="0"/>
+          <w:numId w:val="3"/>
+        </w:numPr>
+        <w:spacing w:after="0" w:line="240" w:lineRule="auto"/>
+        <w:rPr>
+          <w:lang w:val="en-CA"/>
+        </w:rPr>
+      </w:pPr>
+      <w:r>
+        <w:rPr>
+          <w:lang w:val="en-CA"/>
+        </w:rPr>
+        <w:t>CONN SOCKET 50POS 2.54mm DUAL ROW TH</w:t>
+      </w:r>
+    </w:p>
+    <w:p>
+      <w:pPr>
+        <w:pStyle w:val="Paragraphedeliste"/>
+        <w:numPr>
+          <w:ilvl w:val="0"/>
+          <w:numId w:val="3"/>
+        </w:numPr>
+        <w:spacing w:after="0" w:line="240" w:lineRule="auto"/>
+        <w:rPr>
+          <w:lang w:val="en-CA"/>
+        </w:rPr>
+      </w:pPr>
+      <w:r>
+        <w:rPr>
+          <w:lang w:val="en-CA"/>
+        </w:rPr>
+        <w:t>CONN SOCKET 2POS 2.54mm SINGLE ROW TH</w:t>
+      </w:r>
+    </w:p>
+    <w:p>
+      <w:pPr>
+        <w:pStyle w:val="Paragraphedeliste"/>
+        <w:numPr>
+          <w:ilvl w:val="0"/>
+          <w:numId w:val="3"/>
+        </w:numPr>
+        <w:spacing w:after="0" w:line="240" w:lineRule="auto"/>
+        <w:rPr>
+          <w:lang w:val="en-CA"/>
+        </w:rPr>
+      </w:pPr>
+      <w:r>
+        <w:rPr>
+          <w:lang w:val="en-CA"/>
+        </w:rPr>
+        <w:t xml:space="preserve">LCD Module </w:t>
+      </w:r>
+      <w:proofErr w:type="spellStart"/>
+      <w:r>
+        <w:rPr>
+          <w:lang w:val="en-CA"/>
+        </w:rPr>
+        <w:t>Graphique</w:t>
+      </w:r>
+      <w:proofErr w:type="spellEnd"/>
+      <w:r>
+        <w:rPr>
+          <w:lang w:val="en-CA"/>
+        </w:rPr>
+        <w:t xml:space="preserve"> 3.2", ST27920</w:t>
+      </w:r>
+    </w:p>
+    <w:p>
+      <w:pPr>
+        <w:pStyle w:val="Paragraphedeliste"/>
+        <w:numPr>
+          <w:ilvl w:val="0"/>
+          <w:numId w:val="3"/>
+        </w:numPr>
+        <w:spacing w:after="0" w:line="240" w:lineRule="auto"/>
+        <w:rPr>
+          <w:lang w:val="en-CA"/>
+        </w:rPr>
+      </w:pPr>
+      <w:r>
+        <w:rPr>
+          <w:lang w:val="en-CA"/>
+        </w:rPr>
+        <w:t>CONN SOCKET 20POS 2.54mm SINGLE ROW TH</w:t>
+      </w:r>
+    </w:p>
+    <w:p>
+      <w:pPr>
+        <w:pStyle w:val="Paragraphedeliste"/>
+        <w:numPr>
+          <w:ilvl w:val="0"/>
+          <w:numId w:val="3"/>
+        </w:numPr>
+        <w:spacing w:after="0" w:line="240" w:lineRule="auto"/>
+        <w:rPr>
+          <w:lang w:val="en-CA"/>
+        </w:rPr>
+      </w:pPr>
+      <w:r>
+        <w:rPr>
+          <w:lang w:val="en-CA"/>
+        </w:rPr>
+        <w:t>CONN SOCKET 20POS 2.54mm SINGLE ROW TH</w:t>
+      </w:r>
+    </w:p>
+    <w:p>
+      <w:pPr>
+        <w:pStyle w:val="Paragraphedeliste"/>
+        <w:numPr>
+          <w:ilvl w:val="0"/>
+          <w:numId w:val="3"/>
+        </w:numPr>
+        <w:spacing w:after="0" w:line="240" w:lineRule="auto"/>
+        <w:rPr>
+          <w:lang w:val="en-CA"/>
+        </w:rPr>
+      </w:pPr>
+      <w:r>
+        <w:rPr>
+          <w:lang w:val="en-CA"/>
+        </w:rPr>
+        <w:t>POT 10kohms 500mW SIP-3P, 9.5x4.8m</w:t>
+      </w:r>
+    </w:p>
+    <w:p>
+      <w:pPr>
+        <w:pStyle w:val="Paragraphedeliste"/>
+        <w:numPr>
+          <w:ilvl w:val="0"/>
+          <w:numId w:val="3"/>
+        </w:numPr>
+        <w:spacing w:after="0" w:line="240" w:lineRule="auto"/>
+        <w:rPr>
+          <w:lang w:val="en-CA"/>
+        </w:rPr>
+      </w:pPr>
+      <w:r>
+        <w:rPr>
+          <w:lang w:val="en-CA"/>
+        </w:rPr>
+        <w:t xml:space="preserve">8-bit </w:t>
+      </w:r>
+      <w:proofErr w:type="spellStart"/>
+      <w:r>
+        <w:rPr>
+          <w:lang w:val="en-CA"/>
+        </w:rPr>
+        <w:t>Bidirectionnel</w:t>
+      </w:r>
+      <w:proofErr w:type="spellEnd"/>
+      <w:r>
+        <w:rPr>
+          <w:lang w:val="en-CA"/>
+        </w:rPr>
+        <w:t xml:space="preserve"> Voltage-Level Translator</w:t>
+      </w:r>
+    </w:p>
+    <w:p>
+      <w:pPr>
+        <w:pStyle w:val="Paragraphedeliste"/>
+        <w:numPr>
+          <w:ilvl w:val="0"/>
+          <w:numId w:val="3"/>
+        </w:numPr>
+        <w:spacing w:after="0" w:line="240" w:lineRule="auto"/>
+        <w:rPr>
+          <w:lang w:val="en-CA"/>
+        </w:rPr>
+      </w:pPr>
+      <w:r>
+        <w:rPr>
+          <w:lang w:val="en-CA"/>
+        </w:rPr>
+        <w:t>CAN transceiver SOIC-8, 3-3V</w:t>
+      </w:r>
+    </w:p>
+    <w:p>
+      <w:pPr>
+        <w:pStyle w:val="Paragraphedeliste"/>
+        <w:numPr>
+          <w:ilvl w:val="0"/>
+          <w:numId w:val="3"/>
+        </w:numPr>
+        <w:spacing w:after="0" w:line="240" w:lineRule="auto"/>
+        <w:rPr>
+          <w:lang w:val="en-CA"/>
+        </w:rPr>
+      </w:pPr>
+      <w:r>
+        <w:rPr>
+          <w:lang w:val="en-CA"/>
+        </w:rPr>
+        <w:t>TERMINAL BLOC 3pos 5mm</w:t>
+      </w:r>
+    </w:p>
+    <w:p>
+      <w:pPr>
+        <w:pStyle w:val="Paragraphedeliste"/>
+        <w:numPr>
+          <w:ilvl w:val="0"/>
+          <w:numId w:val="3"/>
+        </w:numPr>
+        <w:spacing w:after="0" w:line="240" w:lineRule="auto"/>
+        <w:rPr>
+          <w:lang w:val="en-CA"/>
+        </w:rPr>
+      </w:pPr>
+      <w:r>
+        <w:rPr>
+          <w:lang w:val="en-CA"/>
+        </w:rPr>
+        <w:t>CONN HEADER 2POS 2.54mm SINGLE ROW TH</w:t>
+      </w:r>
+    </w:p>
+    <w:p>
+      <w:pPr>
+        <w:pStyle w:val="Paragraphedeliste"/>
+        <w:numPr>
+          <w:ilvl w:val="0"/>
+          <w:numId w:val="3"/>
+        </w:numPr>
+        <w:spacing w:after="0" w:line="240" w:lineRule="auto"/>
+        <w:rPr>
+          <w:lang w:val="en-CA"/>
+        </w:rPr>
+      </w:pPr>
+      <w:r>
+        <w:rPr>
+          <w:lang w:val="en-CA"/>
+        </w:rPr>
+        <w:t>CONN RCPT USB2.0 TYPE C RA - TH</w:t>
+      </w:r>
+    </w:p>
+    <w:p>
+      <w:pPr>
+        <w:pStyle w:val="Paragraphedeliste"/>
+        <w:numPr>
+          <w:ilvl w:val="0"/>
+          <w:numId w:val="3"/>
+        </w:numPr>
+        <w:spacing w:after="0" w:line="240" w:lineRule="auto"/>
+        <w:rPr>
+          <w:lang w:val="en-CA"/>
+        </w:rPr>
+      </w:pPr>
+      <w:r>
+        <w:rPr>
+          <w:lang w:val="en-CA"/>
+        </w:rPr>
+        <w:t>IC USB to Serial Port</w:t>
+      </w:r>
+    </w:p>
+    <w:p>
+      <w:pPr>
+        <w:pStyle w:val="Paragraphedeliste"/>
+        <w:numPr>
+          <w:ilvl w:val="0"/>
+          <w:numId w:val="3"/>
+        </w:numPr>
+        <w:spacing w:after="0" w:line="240" w:lineRule="auto"/>
+        <w:rPr>
+          <w:lang w:val="en-CA"/>
+        </w:rPr>
+      </w:pPr>
+      <w:r>
+        <w:rPr>
+          <w:lang w:val="en-CA"/>
+        </w:rPr>
+        <w:t>Voltage Linear Regulator, 3.3V-1A, SOT-223</w:t>
+      </w:r>
+    </w:p>
+    <w:p>
+      <w:pPr>
+        <w:pStyle w:val="Paragraphedeliste"/>
+        <w:numPr>
+          <w:ilvl w:val="0"/>
+          <w:numId w:val="3"/>
+        </w:numPr>
+        <w:spacing w:after="0" w:line="240" w:lineRule="auto"/>
+        <w:rPr>
+          <w:lang w:val="en-CA"/>
+        </w:rPr>
+      </w:pPr>
+      <w:r>
+        <w:rPr>
+          <w:lang w:val="en-CA"/>
+        </w:rPr>
+        <w:t>DIODE SCHOTTKY 10V 3A SOD-323</w:t>
+      </w:r>
+    </w:p>
+    <w:p>
+      <w:pPr>
+        <w:pStyle w:val="Paragraphedeliste"/>
+        <w:numPr>
+          <w:ilvl w:val="0"/>
+          <w:numId w:val="3"/>
+        </w:numPr>
+        <w:spacing w:after="0" w:line="240" w:lineRule="auto"/>
+        <w:rPr>
+          <w:lang w:val="en-CA"/>
+        </w:rPr>
+      </w:pPr>
+      <w:r>
+        <w:rPr>
+          <w:lang w:val="en-CA"/>
+        </w:rPr>
+        <w:t>CONN SOCKET 8POS 2.54mm SINGLE ROW TH</w:t>
+      </w:r>
+    </w:p>
+    <w:p>
+      <w:pPr>
+        <w:rPr>
+          <w:lang w:val="en-CA"/>
+        </w:rPr>
+      </w:pPr>
+    </w:p>
+    <w:p>
+      <w:pPr>
+        <w:pStyle w:val="Titre2"/>
+      </w:pPr>
+      <w:bookmarkStart w:id="3" w:name="_Toc223969587"/>
+      <w:r>
+        <w:t>1.</w:t>
+      </w:r>
+      <w:r>
+        <w:t>3</w:t>
+      </w:r>
+      <w:r>
+        <w:t xml:space="preserve">   préparation A la soudure</w:t>
+      </w:r>
+      <w:bookmarkEnd w:id="3"/>
     </w:p>
     <w:p>
       <w:r>
@@ -1348,12 +1753,17 @@
     </w:p>
     <w:p/>
     <w:p/>
+    <w:p/>
+    <w:p/>
+    <w:p/>
+    <w:p/>
     <w:p>
       <w:pPr>
         <w:pStyle w:val="Titre1"/>
       </w:pPr>
-      <w:bookmarkStart w:id="3" w:name="_Toc223013534"/>
-      <w:r>
+      <w:bookmarkStart w:id="4" w:name="_Toc223969588"/>
+      <w:r>
+        <w:lastRenderedPageBreak/>
         <w:t xml:space="preserve">2    </w:t>
       </w:r>
       <w:r>
@@ -1362,20 +1772,20 @@
       <w:r>
         <w:t>Assemblage</w:t>
       </w:r>
-      <w:bookmarkEnd w:id="3"/>
+      <w:bookmarkEnd w:id="4"/>
     </w:p>
     <w:p>
       <w:pPr>
         <w:pStyle w:val="Titre2"/>
       </w:pPr>
-      <w:bookmarkStart w:id="4" w:name="_Toc223013535"/>
+      <w:bookmarkStart w:id="5" w:name="_Toc223969589"/>
       <w:r>
         <w:t xml:space="preserve">2.1   </w:t>
       </w:r>
       <w:r>
         <w:t>REMARQUES LORS DE L’ASSEMBLAGE</w:t>
       </w:r>
-      <w:bookmarkEnd w:id="4"/>
+      <w:bookmarkEnd w:id="5"/>
     </w:p>
     <w:p>
       <w:r>
@@ -1395,11 +1805,11 @@
       <w:pPr>
         <w:pStyle w:val="Titre2"/>
       </w:pPr>
-      <w:bookmarkStart w:id="5" w:name="_Toc223013536"/>
+      <w:bookmarkStart w:id="6" w:name="_Toc223969590"/>
       <w:r>
         <w:t>2.2   ASSEMBLAGE MÉCANIQUE</w:t>
       </w:r>
-      <w:bookmarkEnd w:id="5"/>
+      <w:bookmarkEnd w:id="6"/>
     </w:p>
     <w:p>
       <w:r>
@@ -1445,20 +1855,20 @@
       <w:pPr>
         <w:pStyle w:val="Titre1"/>
       </w:pPr>
-      <w:bookmarkStart w:id="6" w:name="_Toc223013537"/>
+      <w:bookmarkStart w:id="7" w:name="_Toc223969591"/>
       <w:r>
         <w:t xml:space="preserve">3    </w:t>
       </w:r>
       <w:r>
         <w:t>Mise et marche et test du produit finit</w:t>
       </w:r>
-      <w:bookmarkEnd w:id="6"/>
+      <w:bookmarkEnd w:id="7"/>
     </w:p>
     <w:p>
       <w:pPr>
         <w:pStyle w:val="Titre2"/>
       </w:pPr>
-      <w:bookmarkStart w:id="7" w:name="_Toc223013538"/>
+      <w:bookmarkStart w:id="8" w:name="_Toc223969592"/>
       <w:r>
         <w:t>3</w:t>
       </w:r>
@@ -1471,7 +1881,7 @@
       <w:r>
         <w:t>Inspection Visuel</w:t>
       </w:r>
-      <w:bookmarkEnd w:id="7"/>
+      <w:bookmarkEnd w:id="8"/>
     </w:p>
     <w:p>
       <w:r>
@@ -1483,11 +1893,11 @@
       <w:pPr>
         <w:pStyle w:val="Titre2"/>
       </w:pPr>
-      <w:bookmarkStart w:id="8" w:name="_Toc223013539"/>
+      <w:bookmarkStart w:id="9" w:name="_Toc223969593"/>
       <w:r>
         <w:t>3.2   TEST FROID</w:t>
       </w:r>
-      <w:bookmarkEnd w:id="8"/>
+      <w:bookmarkEnd w:id="9"/>
     </w:p>
     <w:p>
       <w:r>
@@ -1540,6 +1950,9 @@
       </w:r>
       <w:r>
         <w:t>3V3, 5V et VCC.</w:t>
+      </w:r>
+      <w:r>
+        <w:t xml:space="preserve"> </w:t>
       </w:r>
       <w:r>
         <w:br/>
@@ -1562,7 +1975,6 @@
           </w:tcPr>
           <w:p>
             <w:r>
-              <w:lastRenderedPageBreak/>
               <w:t>Tests</w:t>
             </w:r>
           </w:p>
@@ -1712,15 +2124,19 @@
       </w:tr>
     </w:tbl>
     <w:p/>
+    <w:p/>
+    <w:p/>
+    <w:p/>
     <w:p>
       <w:pPr>
         <w:pStyle w:val="Titre2"/>
       </w:pPr>
-      <w:bookmarkStart w:id="9" w:name="_Toc223013540"/>
-      <w:r>
+      <w:bookmarkStart w:id="10" w:name="_Toc223969594"/>
+      <w:r>
+        <w:lastRenderedPageBreak/>
         <w:t>3.3   TEST CHAUD</w:t>
       </w:r>
-      <w:bookmarkEnd w:id="9"/>
+      <w:bookmarkEnd w:id="10"/>
     </w:p>
     <w:p>
       <w:r>
@@ -1828,13 +2244,7 @@
           </w:tcPr>
           <w:p>
             <w:r>
-              <w:t>4.79</w:t>
-            </w:r>
-            <w:r>
-              <w:t xml:space="preserve"> </w:t>
-            </w:r>
-            <w:r>
-              <w:t>V</w:t>
+              <w:t>4.79 V</w:t>
             </w:r>
           </w:p>
         </w:tc>
@@ -1866,13 +2276,7 @@
           </w:tcPr>
           <w:p>
             <w:r>
-              <w:t>3.0</w:t>
-            </w:r>
-            <w:r>
-              <w:t>0</w:t>
-            </w:r>
-            <w:r>
-              <w:t xml:space="preserve"> V</w:t>
+              <w:t>3.00 V</w:t>
             </w:r>
           </w:p>
         </w:tc>
@@ -1882,10 +2286,7 @@
           </w:tcPr>
           <w:p>
             <w:r>
-              <w:t>B</w:t>
-            </w:r>
-            <w:r>
-              <w:t>ien</w:t>
+              <w:t>Bien</w:t>
             </w:r>
           </w:p>
         </w:tc>
@@ -1897,13 +2298,7 @@
           </w:tcPr>
           <w:p>
             <w:r>
-              <w:t xml:space="preserve">5V (Micro bus 1) </w:t>
-            </w:r>
-            <w:r>
-              <w:t>–</w:t>
-            </w:r>
-            <w:r>
-              <w:t xml:space="preserve"> GND</w:t>
+              <w:t>5V (Micro bus 1) – GND</w:t>
             </w:r>
           </w:p>
         </w:tc>
@@ -1923,10 +2318,7 @@
           </w:tcPr>
           <w:p>
             <w:r>
-              <w:t>B</w:t>
-            </w:r>
-            <w:r>
-              <w:t>ien</w:t>
+              <w:t>Bien</w:t>
             </w:r>
           </w:p>
         </w:tc>
@@ -1958,10 +2350,7 @@
           </w:tcPr>
           <w:p>
             <w:r>
-              <w:t>B</w:t>
-            </w:r>
-            <w:r>
-              <w:t>ien</w:t>
+              <w:t>Bien</w:t>
             </w:r>
           </w:p>
         </w:tc>
@@ -1983,13 +2372,7 @@
           </w:tcPr>
           <w:p>
             <w:r>
-              <w:t>4.78</w:t>
-            </w:r>
-            <w:r>
-              <w:t xml:space="preserve"> </w:t>
-            </w:r>
-            <w:r>
-              <w:t>V</w:t>
+              <w:t>4.78 V</w:t>
             </w:r>
             <w:r>
               <w:tab/>
@@ -2007,10 +2390,7 @@
               </w:tabs>
             </w:pPr>
             <w:r>
-              <w:t>B</w:t>
-            </w:r>
-            <w:r>
-              <w:t>ien</w:t>
+              <w:t>Bien</w:t>
             </w:r>
           </w:p>
         </w:tc>
@@ -2042,21 +2422,22 @@
           </w:tcPr>
           <w:p>
             <w:r>
-              <w:t>B</w:t>
-            </w:r>
-            <w:r>
-              <w:t>ien</w:t>
+              <w:t>Bien</w:t>
             </w:r>
           </w:p>
         </w:tc>
       </w:tr>
     </w:tbl>
-    <w:p/>
+    <w:p>
+      <w:r>
+        <w:br/>
+      </w:r>
+    </w:p>
     <w:p>
       <w:pPr>
         <w:pStyle w:val="Titre2"/>
       </w:pPr>
-      <w:bookmarkStart w:id="10" w:name="_Toc223013541"/>
+      <w:bookmarkStart w:id="11" w:name="_Toc223969595"/>
       <w:r>
         <w:t>3</w:t>
       </w:r>
@@ -2072,7 +2453,7 @@
       <w:r>
         <w:t>TEST FOCTIONEL</w:t>
       </w:r>
-      <w:bookmarkEnd w:id="10"/>
+      <w:bookmarkEnd w:id="11"/>
     </w:p>
     <w:p>
       <w:pPr>
@@ -2686,11 +3067,127 @@
       </w:rPr>
     </w:lvl>
   </w:abstractNum>
+  <w:abstractNum w:abstractNumId="2" w15:restartNumberingAfterBreak="0">
+    <w:nsid w:val="60D92647"/>
+    <w:multiLevelType w:val="hybridMultilevel"/>
+    <w:tmpl w:val="513038C2"/>
+    <w:lvl w:ilvl="0" w:tplc="0C0C0001">
+      <w:start w:val="1"/>
+      <w:numFmt w:val="bullet"/>
+      <w:lvlText w:val=""/>
+      <w:lvlJc w:val="left"/>
+      <w:pPr>
+        <w:ind w:left="720" w:hanging="360"/>
+      </w:pPr>
+      <w:rPr>
+        <w:rFonts w:ascii="Symbol" w:hAnsi="Symbol" w:hint="default"/>
+      </w:rPr>
+    </w:lvl>
+    <w:lvl w:ilvl="1" w:tplc="0C0C0003" w:tentative="1">
+      <w:start w:val="1"/>
+      <w:numFmt w:val="bullet"/>
+      <w:lvlText w:val="o"/>
+      <w:lvlJc w:val="left"/>
+      <w:pPr>
+        <w:ind w:left="1440" w:hanging="360"/>
+      </w:pPr>
+      <w:rPr>
+        <w:rFonts w:ascii="Courier New" w:hAnsi="Courier New" w:cs="Courier New" w:hint="default"/>
+      </w:rPr>
+    </w:lvl>
+    <w:lvl w:ilvl="2" w:tplc="0C0C0005" w:tentative="1">
+      <w:start w:val="1"/>
+      <w:numFmt w:val="bullet"/>
+      <w:lvlText w:val=""/>
+      <w:lvlJc w:val="left"/>
+      <w:pPr>
+        <w:ind w:left="2160" w:hanging="360"/>
+      </w:pPr>
+      <w:rPr>
+        <w:rFonts w:ascii="Wingdings" w:hAnsi="Wingdings" w:hint="default"/>
+      </w:rPr>
+    </w:lvl>
+    <w:lvl w:ilvl="3" w:tplc="0C0C0001" w:tentative="1">
+      <w:start w:val="1"/>
+      <w:numFmt w:val="bullet"/>
+      <w:lvlText w:val=""/>
+      <w:lvlJc w:val="left"/>
+      <w:pPr>
+        <w:ind w:left="2880" w:hanging="360"/>
+      </w:pPr>
+      <w:rPr>
+        <w:rFonts w:ascii="Symbol" w:hAnsi="Symbol" w:hint="default"/>
+      </w:rPr>
+    </w:lvl>
+    <w:lvl w:ilvl="4" w:tplc="0C0C0003" w:tentative="1">
+      <w:start w:val="1"/>
+      <w:numFmt w:val="bullet"/>
+      <w:lvlText w:val="o"/>
+      <w:lvlJc w:val="left"/>
+      <w:pPr>
+        <w:ind w:left="3600" w:hanging="360"/>
+      </w:pPr>
+      <w:rPr>
+        <w:rFonts w:ascii="Courier New" w:hAnsi="Courier New" w:cs="Courier New" w:hint="default"/>
+      </w:rPr>
+    </w:lvl>
+    <w:lvl w:ilvl="5" w:tplc="0C0C0005" w:tentative="1">
+      <w:start w:val="1"/>
+      <w:numFmt w:val="bullet"/>
+      <w:lvlText w:val=""/>
+      <w:lvlJc w:val="left"/>
+      <w:pPr>
+        <w:ind w:left="4320" w:hanging="360"/>
+      </w:pPr>
+      <w:rPr>
+        <w:rFonts w:ascii="Wingdings" w:hAnsi="Wingdings" w:hint="default"/>
+      </w:rPr>
+    </w:lvl>
+    <w:lvl w:ilvl="6" w:tplc="0C0C0001" w:tentative="1">
+      <w:start w:val="1"/>
+      <w:numFmt w:val="bullet"/>
+      <w:lvlText w:val=""/>
+      <w:lvlJc w:val="left"/>
+      <w:pPr>
+        <w:ind w:left="5040" w:hanging="360"/>
+      </w:pPr>
+      <w:rPr>
+        <w:rFonts w:ascii="Symbol" w:hAnsi="Symbol" w:hint="default"/>
+      </w:rPr>
+    </w:lvl>
+    <w:lvl w:ilvl="7" w:tplc="0C0C0003" w:tentative="1">
+      <w:start w:val="1"/>
+      <w:numFmt w:val="bullet"/>
+      <w:lvlText w:val="o"/>
+      <w:lvlJc w:val="left"/>
+      <w:pPr>
+        <w:ind w:left="5760" w:hanging="360"/>
+      </w:pPr>
+      <w:rPr>
+        <w:rFonts w:ascii="Courier New" w:hAnsi="Courier New" w:cs="Courier New" w:hint="default"/>
+      </w:rPr>
+    </w:lvl>
+    <w:lvl w:ilvl="8" w:tplc="0C0C0005" w:tentative="1">
+      <w:start w:val="1"/>
+      <w:numFmt w:val="bullet"/>
+      <w:lvlText w:val=""/>
+      <w:lvlJc w:val="left"/>
+      <w:pPr>
+        <w:ind w:left="6480" w:hanging="360"/>
+      </w:pPr>
+      <w:rPr>
+        <w:rFonts w:ascii="Wingdings" w:hAnsi="Wingdings" w:hint="default"/>
+      </w:rPr>
+    </w:lvl>
+  </w:abstractNum>
   <w:num w:numId="1" w16cid:durableId="622229348">
     <w:abstractNumId w:val="1"/>
   </w:num>
   <w:num w:numId="2" w16cid:durableId="510921028">
     <w:abstractNumId w:val="0"/>
+  </w:num>
+  <w:num w:numId="3" w16cid:durableId="229120407">
+    <w:abstractNumId w:val="2"/>
   </w:num>
 </w:numbering>
 </file>
@@ -3316,7 +3813,6 @@
   <w:style w:type="character" w:default="1" w:styleId="Policepardfaut">
     <w:name w:val="Default Paragraph Font"/>
     <w:uiPriority w:val="1"/>
-    <w:semiHidden/>
     <w:unhideWhenUsed/>
   </w:style>
   <w:style w:type="table" w:default="1" w:styleId="TableauNormal">
